--- a/Backend_Architecture_Technical.docx
+++ b/Backend_Architecture_Technical.docx
@@ -206,7 +206,7 @@
                 <w:sz w:val="18"/>
                 <w:szCs w:val="18"/>
               </w:rPr>
-              <w:t xml:space="preserve">Next.js 15 (App Router, route handlers) · TypeScript · Supabase (Postgres + RLS + Auth) · Stripe · PayPal Payouts · ESPN feed · Vercel Cron</w:t>
+              <w:t xml:space="preserve">Next.js 16 (App Router, route handlers) · TypeScript · Supabase (Postgres + RLS + Auth) · Stripe · PayPal Payouts · ESPN feed · scheduled jobs (Vercel Cron, or compose services when self-hosted)</w:t>
             </w:r>
           </w:p>
         </w:tc>
@@ -452,7 +452,7 @@
           <w:sz w:val="21"/>
           <w:szCs w:val="21"/>
         </w:rPr>
-        <w:t xml:space="preserve">The backend is a set of Next.js App Router route handlers (src/app/api/**/route.ts) executing server-side. There is no separate API server; each handler is a serverless function. State lives in Supabase Postgres; authentication is Supabase Auth (JWT in HTTP-only cookies). External integrations are Stripe (card acquiring), PayPal Payouts (withdrawals), the ESPN scoreboard feed (scores), and Vercel Cron (scheduled settlement).</w:t>
+        <w:t xml:space="preserve">The backend is a set of Next.js App Router route handlers (src/app/api/**/route.ts) executing server-side. There is no separate API server; each handler is a serverless function. State lives in Supabase Postgres; authentication is Supabase Auth (JWT in HTTP-only cookies). External integrations are Stripe (card acquiring), PayPal Payouts (withdrawals), and the ESPN scoreboard feed (scores). Settlement and reconciliation are driven by whatever calls their endpoints on a schedule: Vercel Cron on Vercel, or the settle-cron and reconcile-cron services when self-hosted. The route handlers are identical either way; only the caller differs.</w:t>
       </w:r>
     </w:p>
     <w:p>
@@ -3639,7 +3639,7 @@
         <w:spacing w:after="90" w:before="220"/>
       </w:pPr>
       <w:r>
-        <w:t xml:space="preserve">4.2 Settlement (Vercel Cron)</w:t>
+        <w:t xml:space="preserve">4.2 Settlement (scheduled)</w:t>
       </w:r>
     </w:p>
     <w:p>
